--- a/notes_10May2023.docx
+++ b/notes_10May2023.docx
@@ -1118,6 +1118,533 @@
     <w:p>
       <w:r>
         <w:t>Online challenges</w:t>
+      </w:r>
+    </w:p>
+    <w:p/>
+    <w:p/>
+    <w:p>
+      <w:pPr>
+        <w:autoSpaceDE w:val="0"/>
+        <w:autoSpaceDN w:val="0"/>
+        <w:adjustRightInd w:val="0"/>
+        <w:spacing w:after="0" w:line="240" w:lineRule="auto"/>
+        <w:rPr>
+          <w:rFonts w:ascii="Consolas" w:hAnsi="Consolas" w:cs="Consolas"/>
+        </w:rPr>
+      </w:pPr>
+      <w:r>
+        <w:rPr>
+          <w:rFonts w:ascii="Consolas" w:hAnsi="Consolas" w:cs="Consolas"/>
+          <w:b/>
+          <w:bCs/>
+          <w:color w:val="7F0055"/>
+        </w:rPr>
+        <w:t>class</w:t>
+      </w:r>
+      <w:r>
+        <w:rPr>
+          <w:rFonts w:ascii="Consolas" w:hAnsi="Consolas" w:cs="Consolas"/>
+          <w:color w:val="000000"/>
+        </w:rPr>
+        <w:t xml:space="preserve"> Student</w:t>
+      </w:r>
+    </w:p>
+    <w:p>
+      <w:pPr>
+        <w:autoSpaceDE w:val="0"/>
+        <w:autoSpaceDN w:val="0"/>
+        <w:adjustRightInd w:val="0"/>
+        <w:spacing w:after="0" w:line="240" w:lineRule="auto"/>
+        <w:rPr>
+          <w:rFonts w:ascii="Consolas" w:hAnsi="Consolas" w:cs="Consolas"/>
+        </w:rPr>
+      </w:pPr>
+      <w:r>
+        <w:rPr>
+          <w:rFonts w:ascii="Consolas" w:hAnsi="Consolas" w:cs="Consolas"/>
+          <w:color w:val="000000"/>
+        </w:rPr>
+        <w:t>{</w:t>
+      </w:r>
+    </w:p>
+    <w:p>
+      <w:pPr>
+        <w:autoSpaceDE w:val="0"/>
+        <w:autoSpaceDN w:val="0"/>
+        <w:adjustRightInd w:val="0"/>
+        <w:spacing w:after="0" w:line="240" w:lineRule="auto"/>
+        <w:rPr>
+          <w:rFonts w:ascii="Consolas" w:hAnsi="Consolas" w:cs="Consolas"/>
+        </w:rPr>
+      </w:pPr>
+      <w:r>
+        <w:rPr>
+          <w:rFonts w:ascii="Consolas" w:hAnsi="Consolas" w:cs="Consolas"/>
+          <w:color w:val="000000"/>
+        </w:rPr>
+        <w:tab/>
+      </w:r>
+      <w:r>
+        <w:rPr>
+          <w:rFonts w:ascii="Consolas" w:hAnsi="Consolas" w:cs="Consolas"/>
+          <w:b/>
+          <w:bCs/>
+          <w:color w:val="7F0055"/>
+        </w:rPr>
+        <w:t>static</w:t>
+      </w:r>
+      <w:r>
+        <w:rPr>
+          <w:rFonts w:ascii="Consolas" w:hAnsi="Consolas" w:cs="Consolas"/>
+          <w:color w:val="000000"/>
+        </w:rPr>
+        <w:t xml:space="preserve"> String </w:t>
+      </w:r>
+      <w:proofErr w:type="spellStart"/>
+      <w:r>
+        <w:rPr>
+          <w:rFonts w:ascii="Consolas" w:hAnsi="Consolas" w:cs="Consolas"/>
+          <w:i/>
+          <w:iCs/>
+          <w:color w:val="0000C0"/>
+        </w:rPr>
+        <w:t>collegeName</w:t>
+      </w:r>
+      <w:proofErr w:type="spellEnd"/>
+      <w:r>
+        <w:rPr>
+          <w:rFonts w:ascii="Consolas" w:hAnsi="Consolas" w:cs="Consolas"/>
+          <w:color w:val="000000"/>
+        </w:rPr>
+        <w:t>;</w:t>
+      </w:r>
+    </w:p>
+    <w:p>
+      <w:pPr>
+        <w:autoSpaceDE w:val="0"/>
+        <w:autoSpaceDN w:val="0"/>
+        <w:adjustRightInd w:val="0"/>
+        <w:spacing w:after="0" w:line="240" w:lineRule="auto"/>
+        <w:rPr>
+          <w:rFonts w:ascii="Consolas" w:hAnsi="Consolas" w:cs="Consolas"/>
+        </w:rPr>
+      </w:pPr>
+      <w:r>
+        <w:rPr>
+          <w:rFonts w:ascii="Consolas" w:hAnsi="Consolas" w:cs="Consolas"/>
+          <w:color w:val="000000"/>
+        </w:rPr>
+        <w:t>}</w:t>
+      </w:r>
+    </w:p>
+    <w:p>
+      <w:pPr>
+        <w:autoSpaceDE w:val="0"/>
+        <w:autoSpaceDN w:val="0"/>
+        <w:adjustRightInd w:val="0"/>
+        <w:spacing w:after="0" w:line="240" w:lineRule="auto"/>
+        <w:rPr>
+          <w:rFonts w:ascii="Consolas" w:hAnsi="Consolas" w:cs="Consolas"/>
+        </w:rPr>
+      </w:pPr>
+      <w:r>
+        <w:rPr>
+          <w:rFonts w:ascii="Consolas" w:hAnsi="Consolas" w:cs="Consolas"/>
+          <w:b/>
+          <w:bCs/>
+          <w:color w:val="7F0055"/>
+        </w:rPr>
+        <w:t>public</w:t>
+      </w:r>
+      <w:r>
+        <w:rPr>
+          <w:rFonts w:ascii="Consolas" w:hAnsi="Consolas" w:cs="Consolas"/>
+          <w:color w:val="000000"/>
+        </w:rPr>
+        <w:t xml:space="preserve"> </w:t>
+      </w:r>
+      <w:r>
+        <w:rPr>
+          <w:rFonts w:ascii="Consolas" w:hAnsi="Consolas" w:cs="Consolas"/>
+          <w:b/>
+          <w:bCs/>
+          <w:color w:val="7F0055"/>
+        </w:rPr>
+        <w:t>class</w:t>
+      </w:r>
+      <w:r>
+        <w:rPr>
+          <w:rFonts w:ascii="Consolas" w:hAnsi="Consolas" w:cs="Consolas"/>
+          <w:color w:val="000000"/>
+        </w:rPr>
+        <w:t xml:space="preserve"> App {</w:t>
+      </w:r>
+    </w:p>
+    <w:p>
+      <w:pPr>
+        <w:autoSpaceDE w:val="0"/>
+        <w:autoSpaceDN w:val="0"/>
+        <w:adjustRightInd w:val="0"/>
+        <w:spacing w:after="0" w:line="240" w:lineRule="auto"/>
+        <w:rPr>
+          <w:rFonts w:ascii="Consolas" w:hAnsi="Consolas" w:cs="Consolas"/>
+        </w:rPr>
+      </w:pPr>
+    </w:p>
+    <w:p>
+      <w:pPr>
+        <w:autoSpaceDE w:val="0"/>
+        <w:autoSpaceDN w:val="0"/>
+        <w:adjustRightInd w:val="0"/>
+        <w:spacing w:after="0" w:line="240" w:lineRule="auto"/>
+        <w:rPr>
+          <w:rFonts w:ascii="Consolas" w:hAnsi="Consolas" w:cs="Consolas"/>
+        </w:rPr>
+      </w:pPr>
+      <w:r>
+        <w:rPr>
+          <w:rFonts w:ascii="Consolas" w:hAnsi="Consolas" w:cs="Consolas"/>
+          <w:color w:val="000000"/>
+        </w:rPr>
+        <w:tab/>
+      </w:r>
+      <w:r>
+        <w:rPr>
+          <w:rFonts w:ascii="Consolas" w:hAnsi="Consolas" w:cs="Consolas"/>
+          <w:b/>
+          <w:bCs/>
+          <w:color w:val="7F0055"/>
+        </w:rPr>
+        <w:t>public</w:t>
+      </w:r>
+      <w:r>
+        <w:rPr>
+          <w:rFonts w:ascii="Consolas" w:hAnsi="Consolas" w:cs="Consolas"/>
+          <w:color w:val="000000"/>
+        </w:rPr>
+        <w:t xml:space="preserve"> </w:t>
+      </w:r>
+      <w:r>
+        <w:rPr>
+          <w:rFonts w:ascii="Consolas" w:hAnsi="Consolas" w:cs="Consolas"/>
+          <w:b/>
+          <w:bCs/>
+          <w:color w:val="7F0055"/>
+        </w:rPr>
+        <w:t>static</w:t>
+      </w:r>
+      <w:r>
+        <w:rPr>
+          <w:rFonts w:ascii="Consolas" w:hAnsi="Consolas" w:cs="Consolas"/>
+          <w:color w:val="000000"/>
+        </w:rPr>
+        <w:t xml:space="preserve"> </w:t>
+      </w:r>
+      <w:r>
+        <w:rPr>
+          <w:rFonts w:ascii="Consolas" w:hAnsi="Consolas" w:cs="Consolas"/>
+          <w:b/>
+          <w:bCs/>
+          <w:color w:val="7F0055"/>
+        </w:rPr>
+        <w:t>void</w:t>
+      </w:r>
+      <w:r>
+        <w:rPr>
+          <w:rFonts w:ascii="Consolas" w:hAnsi="Consolas" w:cs="Consolas"/>
+          <w:color w:val="000000"/>
+        </w:rPr>
+        <w:t xml:space="preserve"> </w:t>
+      </w:r>
+      <w:proofErr w:type="gramStart"/>
+      <w:r>
+        <w:rPr>
+          <w:rFonts w:ascii="Consolas" w:hAnsi="Consolas" w:cs="Consolas"/>
+          <w:color w:val="000000"/>
+        </w:rPr>
+        <w:t>main(</w:t>
+      </w:r>
+      <w:proofErr w:type="gramEnd"/>
+      <w:r>
+        <w:rPr>
+          <w:rFonts w:ascii="Consolas" w:hAnsi="Consolas" w:cs="Consolas"/>
+          <w:color w:val="000000"/>
+        </w:rPr>
+        <w:t xml:space="preserve">String[] </w:t>
+      </w:r>
+      <w:proofErr w:type="spellStart"/>
+      <w:r>
+        <w:rPr>
+          <w:rFonts w:ascii="Consolas" w:hAnsi="Consolas" w:cs="Consolas"/>
+          <w:color w:val="6A3E3E"/>
+        </w:rPr>
+        <w:t>args</w:t>
+      </w:r>
+      <w:proofErr w:type="spellEnd"/>
+      <w:r>
+        <w:rPr>
+          <w:rFonts w:ascii="Consolas" w:hAnsi="Consolas" w:cs="Consolas"/>
+          <w:color w:val="000000"/>
+        </w:rPr>
+        <w:t>) {</w:t>
+      </w:r>
+    </w:p>
+    <w:p>
+      <w:pPr>
+        <w:autoSpaceDE w:val="0"/>
+        <w:autoSpaceDN w:val="0"/>
+        <w:adjustRightInd w:val="0"/>
+        <w:spacing w:after="0" w:line="240" w:lineRule="auto"/>
+        <w:rPr>
+          <w:rFonts w:ascii="Consolas" w:hAnsi="Consolas" w:cs="Consolas"/>
+        </w:rPr>
+      </w:pPr>
+      <w:r>
+        <w:rPr>
+          <w:rFonts w:ascii="Consolas" w:hAnsi="Consolas" w:cs="Consolas"/>
+          <w:color w:val="000000"/>
+        </w:rPr>
+        <w:tab/>
+      </w:r>
+      <w:r>
+        <w:rPr>
+          <w:rFonts w:ascii="Consolas" w:hAnsi="Consolas" w:cs="Consolas"/>
+          <w:color w:val="000000"/>
+        </w:rPr>
+        <w:tab/>
+        <w:t xml:space="preserve">Student </w:t>
+      </w:r>
+      <w:proofErr w:type="spellStart"/>
+      <w:r>
+        <w:rPr>
+          <w:rFonts w:ascii="Consolas" w:hAnsi="Consolas" w:cs="Consolas"/>
+          <w:color w:val="6A3E3E"/>
+        </w:rPr>
+        <w:t>rama</w:t>
+      </w:r>
+      <w:proofErr w:type="spellEnd"/>
+      <w:r>
+        <w:rPr>
+          <w:rFonts w:ascii="Consolas" w:hAnsi="Consolas" w:cs="Consolas"/>
+          <w:color w:val="000000"/>
+        </w:rPr>
+        <w:t>=</w:t>
+      </w:r>
+      <w:r>
+        <w:rPr>
+          <w:rFonts w:ascii="Consolas" w:hAnsi="Consolas" w:cs="Consolas"/>
+          <w:b/>
+          <w:bCs/>
+          <w:color w:val="7F0055"/>
+        </w:rPr>
+        <w:t>null</w:t>
+      </w:r>
+      <w:r>
+        <w:rPr>
+          <w:rFonts w:ascii="Consolas" w:hAnsi="Consolas" w:cs="Consolas"/>
+          <w:color w:val="000000"/>
+        </w:rPr>
+        <w:t>;</w:t>
+      </w:r>
+    </w:p>
+    <w:p>
+      <w:pPr>
+        <w:autoSpaceDE w:val="0"/>
+        <w:autoSpaceDN w:val="0"/>
+        <w:adjustRightInd w:val="0"/>
+        <w:spacing w:after="0" w:line="240" w:lineRule="auto"/>
+        <w:rPr>
+          <w:rFonts w:ascii="Consolas" w:hAnsi="Consolas" w:cs="Consolas"/>
+        </w:rPr>
+      </w:pPr>
+      <w:r>
+        <w:rPr>
+          <w:rFonts w:ascii="Consolas" w:hAnsi="Consolas" w:cs="Consolas"/>
+          <w:color w:val="000000"/>
+        </w:rPr>
+        <w:tab/>
+      </w:r>
+      <w:r>
+        <w:rPr>
+          <w:rFonts w:ascii="Consolas" w:hAnsi="Consolas" w:cs="Consolas"/>
+          <w:color w:val="000000"/>
+        </w:rPr>
+        <w:tab/>
+      </w:r>
+      <w:proofErr w:type="spellStart"/>
+      <w:r>
+        <w:rPr>
+          <w:rFonts w:ascii="Consolas" w:hAnsi="Consolas" w:cs="Consolas"/>
+          <w:i/>
+          <w:iCs/>
+          <w:color w:val="0000C0"/>
+          <w:u w:val="single"/>
+        </w:rPr>
+        <w:t>collegeName</w:t>
+      </w:r>
+      <w:proofErr w:type="spellEnd"/>
+      <w:r>
+        <w:rPr>
+          <w:rFonts w:ascii="Consolas" w:hAnsi="Consolas" w:cs="Consolas"/>
+          <w:color w:val="000000"/>
+        </w:rPr>
+        <w:t>=</w:t>
+      </w:r>
+      <w:r>
+        <w:rPr>
+          <w:rFonts w:ascii="Consolas" w:hAnsi="Consolas" w:cs="Consolas"/>
+          <w:color w:val="2A00FF"/>
+        </w:rPr>
+        <w:t>"PTR"</w:t>
+      </w:r>
+      <w:r>
+        <w:rPr>
+          <w:rFonts w:ascii="Consolas" w:hAnsi="Consolas" w:cs="Consolas"/>
+          <w:color w:val="000000"/>
+        </w:rPr>
+        <w:t>;</w:t>
+      </w:r>
+    </w:p>
+    <w:p>
+      <w:pPr>
+        <w:autoSpaceDE w:val="0"/>
+        <w:autoSpaceDN w:val="0"/>
+        <w:adjustRightInd w:val="0"/>
+        <w:spacing w:after="0" w:line="240" w:lineRule="auto"/>
+        <w:rPr>
+          <w:rFonts w:ascii="Consolas" w:hAnsi="Consolas" w:cs="Consolas"/>
+        </w:rPr>
+      </w:pPr>
+      <w:r>
+        <w:rPr>
+          <w:rFonts w:ascii="Consolas" w:hAnsi="Consolas" w:cs="Consolas"/>
+          <w:color w:val="000000"/>
+        </w:rPr>
+        <w:tab/>
+      </w:r>
+      <w:r>
+        <w:rPr>
+          <w:rFonts w:ascii="Consolas" w:hAnsi="Consolas" w:cs="Consolas"/>
+          <w:color w:val="000000"/>
+        </w:rPr>
+        <w:tab/>
+      </w:r>
+      <w:proofErr w:type="spellStart"/>
+      <w:r>
+        <w:rPr>
+          <w:rFonts w:ascii="Consolas" w:hAnsi="Consolas" w:cs="Consolas"/>
+          <w:color w:val="000000"/>
+        </w:rPr>
+        <w:t>System.</w:t>
+      </w:r>
+      <w:r>
+        <w:rPr>
+          <w:rFonts w:ascii="Consolas" w:hAnsi="Consolas" w:cs="Consolas"/>
+          <w:b/>
+          <w:bCs/>
+          <w:i/>
+          <w:iCs/>
+          <w:color w:val="0000C0"/>
+        </w:rPr>
+        <w:t>out</w:t>
+      </w:r>
+      <w:r>
+        <w:rPr>
+          <w:rFonts w:ascii="Consolas" w:hAnsi="Consolas" w:cs="Consolas"/>
+          <w:color w:val="000000"/>
+        </w:rPr>
+        <w:t>.println</w:t>
+      </w:r>
+      <w:proofErr w:type="spellEnd"/>
+      <w:r>
+        <w:rPr>
+          <w:rFonts w:ascii="Consolas" w:hAnsi="Consolas" w:cs="Consolas"/>
+          <w:color w:val="000000"/>
+        </w:rPr>
+        <w:t>(</w:t>
+      </w:r>
+      <w:proofErr w:type="spellStart"/>
+      <w:proofErr w:type="gramStart"/>
+      <w:r>
+        <w:rPr>
+          <w:rFonts w:ascii="Consolas" w:hAnsi="Consolas" w:cs="Consolas"/>
+          <w:color w:val="6A3E3E"/>
+        </w:rPr>
+        <w:t>rama</w:t>
+      </w:r>
+      <w:r>
+        <w:rPr>
+          <w:rFonts w:ascii="Consolas" w:hAnsi="Consolas" w:cs="Consolas"/>
+          <w:color w:val="000000"/>
+        </w:rPr>
+        <w:t>.</w:t>
+      </w:r>
+      <w:r>
+        <w:rPr>
+          <w:rFonts w:ascii="Consolas" w:hAnsi="Consolas" w:cs="Consolas"/>
+          <w:i/>
+          <w:iCs/>
+          <w:color w:val="0000C0"/>
+          <w:u w:val="single"/>
+        </w:rPr>
+        <w:t>collegeName</w:t>
+      </w:r>
+      <w:proofErr w:type="spellEnd"/>
+      <w:proofErr w:type="gramEnd"/>
+      <w:r>
+        <w:rPr>
+          <w:rFonts w:ascii="Consolas" w:hAnsi="Consolas" w:cs="Consolas"/>
+          <w:color w:val="000000"/>
+        </w:rPr>
+        <w:t>);</w:t>
+      </w:r>
+    </w:p>
+    <w:p>
+      <w:pPr>
+        <w:autoSpaceDE w:val="0"/>
+        <w:autoSpaceDN w:val="0"/>
+        <w:adjustRightInd w:val="0"/>
+        <w:spacing w:after="0" w:line="240" w:lineRule="auto"/>
+        <w:rPr>
+          <w:rFonts w:ascii="Consolas" w:hAnsi="Consolas" w:cs="Consolas"/>
+        </w:rPr>
+      </w:pPr>
+      <w:r>
+        <w:rPr>
+          <w:rFonts w:ascii="Consolas" w:hAnsi="Consolas" w:cs="Consolas"/>
+          <w:color w:val="000000"/>
+        </w:rPr>
+        <w:tab/>
+        <w:t>}</w:t>
+      </w:r>
+    </w:p>
+    <w:p>
+      <w:pPr>
+        <w:autoSpaceDE w:val="0"/>
+        <w:autoSpaceDN w:val="0"/>
+        <w:adjustRightInd w:val="0"/>
+        <w:spacing w:after="0" w:line="240" w:lineRule="auto"/>
+        <w:rPr>
+          <w:rFonts w:ascii="Consolas" w:hAnsi="Consolas" w:cs="Consolas"/>
+        </w:rPr>
+      </w:pPr>
+    </w:p>
+    <w:p>
+      <w:pPr>
+        <w:autoSpaceDE w:val="0"/>
+        <w:autoSpaceDN w:val="0"/>
+        <w:adjustRightInd w:val="0"/>
+        <w:spacing w:after="0" w:line="240" w:lineRule="auto"/>
+        <w:rPr>
+          <w:rFonts w:ascii="Consolas" w:hAnsi="Consolas" w:cs="Consolas"/>
+        </w:rPr>
+      </w:pPr>
+      <w:r>
+        <w:rPr>
+          <w:rFonts w:ascii="Consolas" w:hAnsi="Consolas" w:cs="Consolas"/>
+          <w:color w:val="000000"/>
+        </w:rPr>
+        <w:t>}</w:t>
       </w:r>
     </w:p>
     <w:p/>
